--- a/tailored_resumes/greenhouse-alphasenseindia-8857605002.docx
+++ b/tailored_resumes/greenhouse-alphasenseindia-8857605002.docx
@@ -25,7 +25,7 @@
     </w:p>
     <w:p>
       <w:r>
-        <w:t>Analytical and detail-oriented professional with a strong foundation in SQL, Python, and data visualization tools like Tableau and Power BI. Proven ability to classify complex data and derive business conclusions through a Deloitte data analytics simulation, focusing on delivering actionable insights and optimizing database queries.</w:t>
+        <w:t>Detail-oriented analyst with foundational expertise in business intelligence, data analysis, SQL, and data visualization tools including Tableau and Excel. Skilled in examining structured datasets, identifying patterns, and building clear dashboards to generate actionable conclusions for operational decision-making. Holds certifications in Python and AI fundamentals, aiming to bring strong analytical and reporting skills to AlphaSense's Content team.</w:t>
       </w:r>
     </w:p>
     <w:p>
@@ -38,7 +38,7 @@
     </w:p>
     <w:p>
       <w:r>
-        <w:t>SQL, Python, Tableau, Power BI, Excel, Data Visualization, Query Optimization, Database Design</w:t>
+        <w:t>Data Visualization, SQL, Tableau, Excel, Python, Power BI, Database Design, Query Optimization</w:t>
       </w:r>
     </w:p>
     <w:p>
@@ -62,7 +62,7 @@
         <w:pStyle w:val="ListBullet"/>
       </w:pPr>
       <w:r>
-        <w:t>Executed data analysis and forensic technology tasks within a Deloitte simulation to support business intelligence objectives.</w:t>
+        <w:t>Analyzed structured data and applied forensic technology techniques to investigate patterns and support due diligence in a Deloitte job simulation</w:t>
       </w:r>
     </w:p>
     <w:p>
@@ -70,7 +70,7 @@
         <w:pStyle w:val="ListBullet"/>
       </w:pPr>
       <w:r>
-        <w:t>Developed interactive data dashboards using Tableau to visualize complex datasets and provide actionable insights.</w:t>
+        <w:t>Built an interactive data dashboard using Tableau to communicate visual insights and critical business information clearly</w:t>
       </w:r>
     </w:p>
     <w:p>
@@ -78,7 +78,7 @@
         <w:pStyle w:val="ListBullet"/>
       </w:pPr>
       <w:r>
-        <w:t>Utilized Excel for data classification and pattern identification to derive evidence-based business conclusions.</w:t>
+        <w:t>Manipulated and classified datasets using Excel to draw accurate business conclusions and support decision-making</w:t>
       </w:r>
     </w:p>
     <w:p>
@@ -110,7 +110,7 @@
         <w:pStyle w:val="ListBullet"/>
       </w:pPr>
       <w:r>
-        <w:t>Identified and resolved complex technical issues in SoC designs, demonstrating strong critical thinking and attention to detail.</w:t>
+        <w:t>Conducted rigorous analysis and troubleshooting to identify and resolve complex Clock Domain Crossing issues in SoC designs</w:t>
       </w:r>
     </w:p>
     <w:p>
@@ -118,7 +118,15 @@
         <w:pStyle w:val="ListBullet"/>
       </w:pPr>
       <w:r>
-        <w:t>Conducted data-driven awareness sessions on digital fraud prevention, preparing materials to communicate risks and safe practices.</w:t>
+        <w:t>Applied structured verification strategies using industry tools to detect metastability risks and enhance design reliability</w:t>
+      </w:r>
+    </w:p>
+    <w:p>
+      <w:pPr>
+        <w:pStyle w:val="ListBullet"/>
+      </w:pPr>
+      <w:r>
+        <w:t>Researched and identified patterns in online scams and phishing to organize sessions and materials on cyber fraud prevention</w:t>
       </w:r>
     </w:p>
     <w:p>

--- a/tailored_resumes/greenhouse-alphasenseindia-8857605002.docx
+++ b/tailored_resumes/greenhouse-alphasenseindia-8857605002.docx
@@ -25,7 +25,7 @@
     </w:p>
     <w:p>
       <w:r>
-        <w:t>Detail-oriented analyst with foundational expertise in business intelligence, data analysis, SQL, and data visualization tools including Tableau and Excel. Skilled in examining structured datasets, identifying patterns, and building clear dashboards to generate actionable conclusions for operational decision-making. Holds certifications in Python and AI fundamentals, aiming to bring strong analytical and reporting skills to AlphaSense's Content team.</w:t>
+        <w:t>Entry-level Data Analyst with a strong foundation in data visualization, Excel, and analytical problem-solving developed through engineering projects and practical job simulations. Skilled in using Tableau and Excel to classify data, uncover insights, and present actionable conclusions. Eager to leverage technical skills in SQL, Python, and AI fundamentals to support business intelligence and data analysis initiatives.</w:t>
       </w:r>
     </w:p>
     <w:p>
@@ -38,7 +38,7 @@
     </w:p>
     <w:p>
       <w:r>
-        <w:t>Data Visualization, SQL, Tableau, Excel, Python, Power BI, Database Design, Query Optimization</w:t>
+        <w:t>Data Visualization, Tableau, Excel, SQL, Python, Data Analytics, AI fundamentals</w:t>
       </w:r>
     </w:p>
     <w:p>
@@ -62,7 +62,7 @@
         <w:pStyle w:val="ListBullet"/>
       </w:pPr>
       <w:r>
-        <w:t>Analyzed structured data and applied forensic technology techniques to investigate patterns and support due diligence in a Deloitte job simulation</w:t>
+        <w:t>Executed data analysis and structured data classification in Excel to draw key conclusions for business decision-making.</w:t>
       </w:r>
     </w:p>
     <w:p>
@@ -70,7 +70,7 @@
         <w:pStyle w:val="ListBullet"/>
       </w:pPr>
       <w:r>
-        <w:t>Built an interactive data dashboard using Tableau to communicate visual insights and critical business information clearly</w:t>
+        <w:t>Designed and built an interactive data dashboard using Tableau to visually report critical findings and patterns.</w:t>
       </w:r>
     </w:p>
     <w:p>
@@ -78,7 +78,7 @@
         <w:pStyle w:val="ListBullet"/>
       </w:pPr>
       <w:r>
-        <w:t>Manipulated and classified datasets using Excel to draw accurate business conclusions and support decision-making</w:t>
+        <w:t>Engaged in a Deloitte job simulation focused on data analysis and forensic technology to evaluate complex data.</w:t>
       </w:r>
     </w:p>
     <w:p>
@@ -110,7 +110,7 @@
         <w:pStyle w:val="ListBullet"/>
       </w:pPr>
       <w:r>
-        <w:t>Conducted rigorous analysis and troubleshooting to identify and resolve complex Clock Domain Crossing issues in SoC designs</w:t>
+        <w:t>Applied rigorous analytical skills and attention to detail to identify and resolve Clock Domain Crossing issues in complex SoC designs.</w:t>
       </w:r>
     </w:p>
     <w:p>
@@ -118,15 +118,7 @@
         <w:pStyle w:val="ListBullet"/>
       </w:pPr>
       <w:r>
-        <w:t>Applied structured verification strategies using industry tools to detect metastability risks and enhance design reliability</w:t>
-      </w:r>
-    </w:p>
-    <w:p>
-      <w:pPr>
-        <w:pStyle w:val="ListBullet"/>
-      </w:pPr>
-      <w:r>
-        <w:t>Researched and identified patterns in online scams and phishing to organize sessions and materials on cyber fraud prevention</w:t>
+        <w:t>Synthesized information on cyber fraud and phishing prevention to conduct structured awareness sessions and prepare clear informational materials.</w:t>
       </w:r>
     </w:p>
     <w:p>

--- a/tailored_resumes/greenhouse-alphasenseindia-8857605002.docx
+++ b/tailored_resumes/greenhouse-alphasenseindia-8857605002.docx
@@ -25,7 +25,7 @@
     </w:p>
     <w:p>
       <w:r>
-        <w:t>Entry-level Data Analyst with a strong foundation in data visualization, Excel, and analytical problem-solving developed through engineering projects and practical job simulations. Skilled in using Tableau and Excel to classify data, uncover insights, and present actionable conclusions. Eager to leverage technical skills in SQL, Python, and AI fundamentals to support business intelligence and data analysis initiatives.</w:t>
+        <w:t>Entry-level Data and Business Analyst with a strong background in SQL, Python, Excel, and Tableau data visualization. Demonstrates core capabilities in data analysis, pattern identification, and business reporting through real-world simulations and technical projects. Looking to apply analytical problem-solving skills and data manipulation capabilities to support content strategy and business insights at AlphaSense.</w:t>
       </w:r>
     </w:p>
     <w:p>
@@ -38,7 +38,7 @@
     </w:p>
     <w:p>
       <w:r>
-        <w:t>Data Visualization, Tableau, Excel, SQL, Python, Data Analytics, AI fundamentals</w:t>
+        <w:t>Data Visualization, Tableau, Excel, SQL, Python, Query Optimization, Database Design, AI fundamentals</w:t>
       </w:r>
     </w:p>
     <w:p>
@@ -62,7 +62,7 @@
         <w:pStyle w:val="ListBullet"/>
       </w:pPr>
       <w:r>
-        <w:t>Executed data analysis and structured data classification in Excel to draw key conclusions for business decision-making.</w:t>
+        <w:t>Utilized Excel for data classification and analysis to identify trends and derive actionable business conclusions.</w:t>
       </w:r>
     </w:p>
     <w:p>
@@ -70,7 +70,7 @@
         <w:pStyle w:val="ListBullet"/>
       </w:pPr>
       <w:r>
-        <w:t>Designed and built an interactive data dashboard using Tableau to visually report critical findings and patterns.</w:t>
+        <w:t>Built interactive data dashboards using Tableau to clearly communicate analytical findings and support decision-making.</w:t>
       </w:r>
     </w:p>
     <w:p>
@@ -78,7 +78,7 @@
         <w:pStyle w:val="ListBullet"/>
       </w:pPr>
       <w:r>
-        <w:t>Engaged in a Deloitte job simulation focused on data analysis and forensic technology to evaluate complex data.</w:t>
+        <w:t>Completed a comprehensive data analytics and forensic technology job simulation modeled on enterprise business workflows.</w:t>
       </w:r>
     </w:p>
     <w:p>
@@ -110,7 +110,7 @@
         <w:pStyle w:val="ListBullet"/>
       </w:pPr>
       <w:r>
-        <w:t>Applied rigorous analytical skills and attention to detail to identify and resolve Clock Domain Crossing issues in complex SoC designs.</w:t>
+        <w:t>Applied structured analytical methodology and critical thinking to identify and resolve complex operational risks in SoC design.</w:t>
       </w:r>
     </w:p>
     <w:p>
@@ -118,7 +118,15 @@
         <w:pStyle w:val="ListBullet"/>
       </w:pPr>
       <w:r>
-        <w:t>Synthesized information on cyber fraud and phishing prevention to conduct structured awareness sessions and prepare clear informational materials.</w:t>
+        <w:t>Leveraged industry-standard verification strategies to analyze data flow risks and increase functional design reliability.</w:t>
+      </w:r>
+    </w:p>
+    <w:p>
+      <w:pPr>
+        <w:pStyle w:val="ListBullet"/>
+      </w:pPr>
+      <w:r>
+        <w:t>Synthesized critical digital fraud prevention data into clear presentation materials to drive awareness and mitigate user risks.</w:t>
       </w:r>
     </w:p>
     <w:p>

--- a/tailored_resumes/greenhouse-alphasenseindia-8857605002.docx
+++ b/tailored_resumes/greenhouse-alphasenseindia-8857605002.docx
@@ -25,7 +25,7 @@
     </w:p>
     <w:p>
       <w:r>
-        <w:t>Entry-level Data and Business Analyst with a strong background in SQL, Python, Excel, and Tableau data visualization. Demonstrates core capabilities in data analysis, pattern identification, and business reporting through real-world simulations and technical projects. Looking to apply analytical problem-solving skills and data manipulation capabilities to support content strategy and business insights at AlphaSense.</w:t>
+        <w:t>Detail-oriented Data Analyst with a strong foundation in SQL, Python, and business intelligence tools like Tableau and Power BI. Proven ability to analyze complex datasets, classify information for business conclusions, and create actionable data visualizations through professional simulations and technical projects.</w:t>
       </w:r>
     </w:p>
     <w:p>
@@ -38,7 +38,7 @@
     </w:p>
     <w:p>
       <w:r>
-        <w:t>Data Visualization, Tableau, Excel, SQL, Python, Query Optimization, Database Design, AI fundamentals</w:t>
+        <w:t>SQL, Tableau, Power BI, Excel, Python, Data Visualization, Query Optimization, Database Design</w:t>
       </w:r>
     </w:p>
     <w:p>
@@ -62,7 +62,7 @@
         <w:pStyle w:val="ListBullet"/>
       </w:pPr>
       <w:r>
-        <w:t>Utilized Excel for data classification and analysis to identify trends and derive actionable business conclusions.</w:t>
+        <w:t>Executed data analysis and forensic technology tasks within a Deloitte job simulation to support business decision-making.</w:t>
       </w:r>
     </w:p>
     <w:p>
@@ -70,7 +70,7 @@
         <w:pStyle w:val="ListBullet"/>
       </w:pPr>
       <w:r>
-        <w:t>Built interactive data dashboards using Tableau to clearly communicate analytical findings and support decision-making.</w:t>
+        <w:t>Developed interactive data dashboards using Tableau to visualize key insights and trends.</w:t>
       </w:r>
     </w:p>
     <w:p>
@@ -78,7 +78,7 @@
         <w:pStyle w:val="ListBullet"/>
       </w:pPr>
       <w:r>
-        <w:t>Completed a comprehensive data analytics and forensic technology job simulation modeled on enterprise business workflows.</w:t>
+        <w:t>Leveraged Excel for data classification and to derive actionable business conclusions from complex datasets.</w:t>
       </w:r>
     </w:p>
     <w:p>
@@ -110,7 +110,7 @@
         <w:pStyle w:val="ListBullet"/>
       </w:pPr>
       <w:r>
-        <w:t>Applied structured analytical methodology and critical thinking to identify and resolve complex operational risks in SoC design.</w:t>
+        <w:t>Identified and resolved complex technical issues in SoC designs, demonstrating strong analytical and pattern-recognition skills.</w:t>
       </w:r>
     </w:p>
     <w:p>
@@ -118,7 +118,7 @@
         <w:pStyle w:val="ListBullet"/>
       </w:pPr>
       <w:r>
-        <w:t>Leveraged industry-standard verification strategies to analyze data flow risks and increase functional design reliability.</w:t>
+        <w:t>Implemented verification strategies to detect risks and improve reliability, ensuring data integrity within hardware designs.</w:t>
       </w:r>
     </w:p>
     <w:p>
@@ -126,7 +126,7 @@
         <w:pStyle w:val="ListBullet"/>
       </w:pPr>
       <w:r>
-        <w:t>Synthesized critical digital fraud prevention data into clear presentation materials to drive awareness and mitigate user risks.</w:t>
+        <w:t>Conducted community outreach on digital fraud prevention, preparing materials to communicate complex security concepts to diverse audiences.</w:t>
       </w:r>
     </w:p>
     <w:p>

--- a/tailored_resumes/greenhouse-alphasenseindia-8857605002.docx
+++ b/tailored_resumes/greenhouse-alphasenseindia-8857605002.docx
@@ -25,7 +25,7 @@
     </w:p>
     <w:p>
       <w:r>
-        <w:t>Detail-oriented Data Analyst with a strong foundation in SQL, Python, and business intelligence tools like Tableau and Power BI. Proven ability to analyze complex datasets, classify information for business conclusions, and create actionable data visualizations through professional simulations and technical projects.</w:t>
+        <w:t>Detail-oriented entry-level Data Analyst with foundational expertise in SQL, Python, Excel, and Tableau. Experienced in classifying complex data, building interactive visualization dashboards, and applying analytical techniques to derive business conclusions. Strong grasp of AI fundamentals and structured problem-solving to support data-driven decisions.</w:t>
       </w:r>
     </w:p>
     <w:p>
@@ -38,7 +38,7 @@
     </w:p>
     <w:p>
       <w:r>
-        <w:t>SQL, Tableau, Power BI, Excel, Python, Data Visualization, Query Optimization, Database Design</w:t>
+        <w:t>Data Visualization, Tableau, Excel, SQL, Python, Query Optimization, Data Analysis, AI fundamentals</w:t>
       </w:r>
     </w:p>
     <w:p>
@@ -62,7 +62,7 @@
         <w:pStyle w:val="ListBullet"/>
       </w:pPr>
       <w:r>
-        <w:t>Executed data analysis and forensic technology tasks within a Deloitte job simulation to support business decision-making.</w:t>
+        <w:t>Completed a Deloitte job simulation performing data analysis and forensic technology tasks to inspect complex data sets.</w:t>
       </w:r>
     </w:p>
     <w:p>
@@ -70,7 +70,7 @@
         <w:pStyle w:val="ListBullet"/>
       </w:pPr>
       <w:r>
-        <w:t>Developed interactive data dashboards using Tableau to visualize key insights and trends.</w:t>
+        <w:t>Designed interactive visual dashboards using Tableau to clearly communicate key analytical findings.</w:t>
       </w:r>
     </w:p>
     <w:p>
@@ -78,7 +78,7 @@
         <w:pStyle w:val="ListBullet"/>
       </w:pPr>
       <w:r>
-        <w:t>Leveraged Excel for data classification and to derive actionable business conclusions from complex datasets.</w:t>
+        <w:t>Utilized Excel for data classification and analytical evaluation to draw meaningful business conclusions.</w:t>
       </w:r>
     </w:p>
     <w:p>
@@ -110,7 +110,7 @@
         <w:pStyle w:val="ListBullet"/>
       </w:pPr>
       <w:r>
-        <w:t>Identified and resolved complex technical issues in SoC designs, demonstrating strong analytical and pattern-recognition skills.</w:t>
+        <w:t>Identified and resolved Clock Domain Crossing issues in complex SoC designs, enhancing system reliability through structured verification strategies.</w:t>
       </w:r>
     </w:p>
     <w:p>
@@ -118,15 +118,7 @@
         <w:pStyle w:val="ListBullet"/>
       </w:pPr>
       <w:r>
-        <w:t>Implemented verification strategies to detect risks and improve reliability, ensuring data integrity within hardware designs.</w:t>
-      </w:r>
-    </w:p>
-    <w:p>
-      <w:pPr>
-        <w:pStyle w:val="ListBullet"/>
-      </w:pPr>
-      <w:r>
-        <w:t>Conducted community outreach on digital fraud prevention, preparing materials to communicate complex security concepts to diverse audiences.</w:t>
+        <w:t>Conducted educational sessions and authored analytical presentations on cyber fraud prevention and safe digital practices.</w:t>
       </w:r>
     </w:p>
     <w:p>

--- a/tailored_resumes/greenhouse-alphasenseindia-8857605002.docx
+++ b/tailored_resumes/greenhouse-alphasenseindia-8857605002.docx
@@ -25,7 +25,7 @@
     </w:p>
     <w:p>
       <w:r>
-        <w:t>Detail-oriented entry-level Data Analyst with foundational expertise in SQL, Python, Excel, and Tableau. Experienced in classifying complex data, building interactive visualization dashboards, and applying analytical techniques to derive business conclusions. Strong grasp of AI fundamentals and structured problem-solving to support data-driven decisions.</w:t>
+        <w:t>Detail-oriented entry-level Data Analyst with hands-on experience in data analysis, Tableau dashboarding, and data classification using Excel. Strong foundation in SQL, Python, and AI fundamentals, equipped to analyze datasets and communicate actionable insights.</w:t>
       </w:r>
     </w:p>
     <w:p>
@@ -38,7 +38,7 @@
     </w:p>
     <w:p>
       <w:r>
-        <w:t>Data Visualization, Tableau, Excel, SQL, Python, Query Optimization, Data Analysis, AI fundamentals</w:t>
+        <w:t>Data Visualization, Tableau, Excel, SQL, Python, Data Analysis, AI Fundamentals, Database Design</w:t>
       </w:r>
     </w:p>
     <w:p>
@@ -62,7 +62,7 @@
         <w:pStyle w:val="ListBullet"/>
       </w:pPr>
       <w:r>
-        <w:t>Completed a Deloitte job simulation performing data analysis and forensic technology tasks to inspect complex data sets.</w:t>
+        <w:t>Executed data analysis and forensic technology tasks within a Deloitte simulation to generate analytical findings.</w:t>
       </w:r>
     </w:p>
     <w:p>
@@ -70,7 +70,7 @@
         <w:pStyle w:val="ListBullet"/>
       </w:pPr>
       <w:r>
-        <w:t>Designed interactive visual dashboards using Tableau to clearly communicate key analytical findings.</w:t>
+        <w:t>Created an interactive data dashboard using Tableau to visualize key trends and support decision-making.</w:t>
       </w:r>
     </w:p>
     <w:p>
@@ -78,7 +78,7 @@
         <w:pStyle w:val="ListBullet"/>
       </w:pPr>
       <w:r>
-        <w:t>Utilized Excel for data classification and analytical evaluation to draw meaningful business conclusions.</w:t>
+        <w:t>Utilized Excel to classify complex data and draw structured business conclusions.</w:t>
       </w:r>
     </w:p>
     <w:p>
@@ -110,7 +110,7 @@
         <w:pStyle w:val="ListBullet"/>
       </w:pPr>
       <w:r>
-        <w:t>Identified and resolved Clock Domain Crossing issues in complex SoC designs, enhancing system reliability through structured verification strategies.</w:t>
+        <w:t>Identified and resolved technical issues in complex SoC designs, detecting metastability risks to ensure design reliability.</w:t>
       </w:r>
     </w:p>
     <w:p>
@@ -118,7 +118,7 @@
         <w:pStyle w:val="ListBullet"/>
       </w:pPr>
       <w:r>
-        <w:t>Conducted educational sessions and authored analytical presentations on cyber fraud prevention and safe digital practices.</w:t>
+        <w:t>Conducted sessions and developed resource materials to raise community awareness regarding digital fraud prevention and online safety.</w:t>
       </w:r>
     </w:p>
     <w:p>

--- a/tailored_resumes/greenhouse-alphasenseindia-8857605002.docx
+++ b/tailored_resumes/greenhouse-alphasenseindia-8857605002.docx
@@ -25,7 +25,7 @@
     </w:p>
     <w:p>
       <w:r>
-        <w:t>Detail-oriented entry-level Data Analyst with hands-on experience in data analysis, Tableau dashboarding, and data classification using Excel. Strong foundation in SQL, Python, and AI fundamentals, equipped to analyze datasets and communicate actionable insights.</w:t>
+        <w:t>Detail-oriented engineering graduate with hands-on experience in data analysis, SQL, Python, and data visualization tools like Tableau and Power BI. Proven ability to classify complex data using Excel and build intuitive dashboards to deliver actionable business insights. Strong analytical foundation reinforced by coursework in AI fundamentals and database concepts.</w:t>
       </w:r>
     </w:p>
     <w:p>
@@ -38,7 +38,7 @@
     </w:p>
     <w:p>
       <w:r>
-        <w:t>Data Visualization, Tableau, Excel, SQL, Python, Data Analysis, AI Fundamentals, Database Design</w:t>
+        <w:t>Data Analysis, Tableau, Excel, SQL, Data Visualization, Python, Power BI, AI Fundamentals</w:t>
       </w:r>
     </w:p>
     <w:p>
@@ -62,7 +62,7 @@
         <w:pStyle w:val="ListBullet"/>
       </w:pPr>
       <w:r>
-        <w:t>Executed data analysis and forensic technology tasks within a Deloitte simulation to generate analytical findings.</w:t>
+        <w:t>Leveraged Excel to classify complex datasets and derive actionable business conclusions to inform decision-making.</w:t>
       </w:r>
     </w:p>
     <w:p>
@@ -70,7 +70,7 @@
         <w:pStyle w:val="ListBullet"/>
       </w:pPr>
       <w:r>
-        <w:t>Created an interactive data dashboard using Tableau to visualize key trends and support decision-making.</w:t>
+        <w:t>Designed and developed an interactive data dashboard using Tableau to visually report critical operational insights.</w:t>
       </w:r>
     </w:p>
     <w:p>
@@ -78,7 +78,7 @@
         <w:pStyle w:val="ListBullet"/>
       </w:pPr>
       <w:r>
-        <w:t>Utilized Excel to classify complex data and draw structured business conclusions.</w:t>
+        <w:t>Executed data analysis and forensic technology tasks during a Deloitte job simulation, demonstrating strong problem-solving and analytical skills.</w:t>
       </w:r>
     </w:p>
     <w:p>
@@ -110,7 +110,7 @@
         <w:pStyle w:val="ListBullet"/>
       </w:pPr>
       <w:r>
-        <w:t>Identified and resolved technical issues in complex SoC designs, detecting metastability risks to ensure design reliability.</w:t>
+        <w:t>Applied critical thinking and structured analysis to identify and resolve complex technical metastability risks, enhancing design reliability.</w:t>
       </w:r>
     </w:p>
     <w:p>
@@ -118,7 +118,7 @@
         <w:pStyle w:val="ListBullet"/>
       </w:pPr>
       <w:r>
-        <w:t>Conducted sessions and developed resource materials to raise community awareness regarding digital fraud prevention and online safety.</w:t>
+        <w:t>Synthesized information on digital fraud tactics to create structured educational materials and present key findings to audiences.</w:t>
       </w:r>
     </w:p>
     <w:p>

--- a/tailored_resumes/greenhouse-alphasenseindia-8857605002.docx
+++ b/tailored_resumes/greenhouse-alphasenseindia-8857605002.docx
@@ -25,7 +25,7 @@
     </w:p>
     <w:p>
       <w:r>
-        <w:t>Detail-oriented engineering graduate with hands-on experience in data analysis, SQL, Python, and data visualization tools like Tableau and Power BI. Proven ability to classify complex data using Excel and build intuitive dashboards to deliver actionable business insights. Strong analytical foundation reinforced by coursework in AI fundamentals and database concepts.</w:t>
+        <w:t>Analytical fresher with a background in Electronics and Communication Engineering and hands-on experience in data analysis using SQL, Python, Tableau, and Excel. Proven ability to analyze data, classify information, build visual dashboards, and derive actionable business conclusions.</w:t>
       </w:r>
     </w:p>
     <w:p>
@@ -38,7 +38,7 @@
     </w:p>
     <w:p>
       <w:r>
-        <w:t>Data Analysis, Tableau, Excel, SQL, Data Visualization, Python, Power BI, AI Fundamentals</w:t>
+        <w:t>SQL, Python, Tableau, Excel, Data Visualization, Power BI, Database Design, AI fundamentals</w:t>
       </w:r>
     </w:p>
     <w:p>
@@ -62,7 +62,7 @@
         <w:pStyle w:val="ListBullet"/>
       </w:pPr>
       <w:r>
-        <w:t>Leveraged Excel to classify complex datasets and derive actionable business conclusions to inform decision-making.</w:t>
+        <w:t>Executed data analysis and forensic technology tasks during a Deloitte job simulation, drawing actionable business conclusions.</w:t>
       </w:r>
     </w:p>
     <w:p>
@@ -70,7 +70,7 @@
         <w:pStyle w:val="ListBullet"/>
       </w:pPr>
       <w:r>
-        <w:t>Designed and developed an interactive data dashboard using Tableau to visually report critical operational insights.</w:t>
+        <w:t>Built a data visualization dashboard using Tableau to summarize analytical insights.</w:t>
       </w:r>
     </w:p>
     <w:p>
@@ -78,7 +78,7 @@
         <w:pStyle w:val="ListBullet"/>
       </w:pPr>
       <w:r>
-        <w:t>Executed data analysis and forensic technology tasks during a Deloitte job simulation, demonstrating strong problem-solving and analytical skills.</w:t>
+        <w:t>Used Excel to classify datasets and analyze information to support business decision-making.</w:t>
       </w:r>
     </w:p>
     <w:p>
@@ -110,7 +110,7 @@
         <w:pStyle w:val="ListBullet"/>
       </w:pPr>
       <w:r>
-        <w:t>Applied critical thinking and structured analysis to identify and resolve complex technical metastability risks, enhancing design reliability.</w:t>
+        <w:t>Identified and resolved Clock Domain Crossing issues in complex SoC designs using analytical verification strategies to prevent metastability risks.</w:t>
       </w:r>
     </w:p>
     <w:p>
@@ -118,7 +118,7 @@
         <w:pStyle w:val="ListBullet"/>
       </w:pPr>
       <w:r>
-        <w:t>Synthesized information on digital fraud tactics to create structured educational materials and present key findings to audiences.</w:t>
+        <w:t>Researched and presented informational materials regarding cyber fraud prevention, phishing, and online scam awareness.</w:t>
       </w:r>
     </w:p>
     <w:p>
